--- a/Project 0/Dissemination/Project 0 Final Report.docx
+++ b/Project 0/Dissemination/Project 0 Final Report.docx
@@ -445,292 +445,13 @@
       </w:r>
       <w:r>
         <w:rPr>
-          <w:rFonts w:ascii="Times New Roman" w:hAnsi="Times New Roman" w:eastAsia="Times New Roman" w:cs="Times New Roman" w:asciiTheme="minorAscii" w:hAnsiTheme="minorAscii" w:eastAsiaTheme="minorAscii" w:cstheme="minorAscii"/>
-          <w:b w:val="0"/>
-          <w:bCs w:val="0"/>
-          <w:i w:val="0"/>
-          <w:iCs w:val="0"/>
-          <w:caps w:val="0"/>
-          <w:smallCaps w:val="0"/>
-          <w:noProof w:val="0"/>
-          <w:color w:val="auto"/>
-          <w:sz w:val="24"/>
-          <w:szCs w:val="24"/>
-          <w:lang w:val="en-US"/>
-        </w:rPr>
-        <w:t>The purpose of this report is to answer the investigator’s three questions of interest</w:t>
-      </w:r>
-      <w:r>
-        <w:rPr>
-          <w:rFonts w:ascii="Times New Roman" w:hAnsi="Times New Roman" w:eastAsia="Times New Roman" w:cs="Times New Roman" w:asciiTheme="minorAscii" w:hAnsiTheme="minorAscii" w:eastAsiaTheme="minorAscii" w:cstheme="minorAscii"/>
-          <w:b w:val="0"/>
-          <w:bCs w:val="0"/>
-          <w:i w:val="0"/>
-          <w:iCs w:val="0"/>
-          <w:caps w:val="0"/>
-          <w:smallCaps w:val="0"/>
-          <w:noProof w:val="0"/>
-          <w:color w:val="auto"/>
-          <w:sz w:val="24"/>
-          <w:szCs w:val="24"/>
-          <w:lang w:val="en-US"/>
-        </w:rPr>
-        <w:t xml:space="preserve">. </w:t>
-      </w:r>
-      <w:r>
-        <w:rPr>
-          <w:b w:val="0"/>
-          <w:bCs w:val="0"/>
-          <w:i w:val="0"/>
-          <w:iCs w:val="0"/>
-          <w:caps w:val="0"/>
-          <w:smallCaps w:val="0"/>
-          <w:strike w:val="0"/>
-          <w:dstrike w:val="0"/>
-          <w:noProof w:val="0"/>
-          <w:color w:val="000000" w:themeColor="text1" w:themeTint="FF" w:themeShade="FF"/>
-          <w:u w:val="none"/>
-          <w:lang w:val="en-US"/>
-        </w:rPr>
-        <w:t xml:space="preserve">For question 1, the hypothesis was that booklet and caplet times would show a one-to-one relationship (slope = 1, intercept = 0), with any deviation </w:t>
-      </w:r>
-      <w:r>
-        <w:rPr>
-          <w:b w:val="0"/>
-          <w:bCs w:val="0"/>
-          <w:i w:val="0"/>
-          <w:iCs w:val="0"/>
-          <w:caps w:val="0"/>
-          <w:smallCaps w:val="0"/>
-          <w:strike w:val="0"/>
-          <w:dstrike w:val="0"/>
-          <w:noProof w:val="0"/>
-          <w:color w:val="000000" w:themeColor="text1" w:themeTint="FF" w:themeShade="FF"/>
-          <w:u w:val="none"/>
-          <w:lang w:val="en-US"/>
-        </w:rPr>
-        <w:t>indicating</w:t>
-      </w:r>
-      <w:r>
-        <w:rPr>
-          <w:b w:val="0"/>
-          <w:bCs w:val="0"/>
-          <w:i w:val="0"/>
-          <w:iCs w:val="0"/>
-          <w:caps w:val="0"/>
-          <w:smallCaps w:val="0"/>
-          <w:strike w:val="0"/>
-          <w:dstrike w:val="0"/>
-          <w:noProof w:val="0"/>
-          <w:color w:val="000000" w:themeColor="text1" w:themeTint="FF" w:themeShade="FF"/>
-          <w:u w:val="none"/>
-          <w:lang w:val="en-US"/>
-        </w:rPr>
-        <w:t xml:space="preserve"> bias. For question 2, adherence was </w:t>
-      </w:r>
-      <w:r>
-        <w:rPr>
-          <w:b w:val="0"/>
-          <w:bCs w:val="0"/>
-          <w:i w:val="0"/>
-          <w:iCs w:val="0"/>
-          <w:caps w:val="0"/>
-          <w:smallCaps w:val="0"/>
-          <w:strike w:val="0"/>
-          <w:dstrike w:val="0"/>
-          <w:noProof w:val="0"/>
-          <w:color w:val="000000" w:themeColor="text1" w:themeTint="FF" w:themeShade="FF"/>
-          <w:u w:val="none"/>
-          <w:lang w:val="en-US"/>
-        </w:rPr>
-        <w:t>expected</w:t>
-      </w:r>
-      <w:r>
-        <w:rPr>
-          <w:b w:val="0"/>
-          <w:bCs w:val="0"/>
-          <w:i w:val="0"/>
-          <w:iCs w:val="0"/>
-          <w:caps w:val="0"/>
-          <w:smallCaps w:val="0"/>
-          <w:strike w:val="0"/>
-          <w:dstrike w:val="0"/>
-          <w:noProof w:val="0"/>
-          <w:color w:val="000000" w:themeColor="text1" w:themeTint="FF" w:themeShade="FF"/>
-          <w:u w:val="none"/>
-          <w:lang w:val="en-US"/>
-        </w:rPr>
-        <w:t xml:space="preserve"> to be </w:t>
-      </w:r>
-      <w:r>
-        <w:rPr>
-          <w:b w:val="0"/>
-          <w:bCs w:val="0"/>
-          <w:i w:val="0"/>
-          <w:iCs w:val="0"/>
-          <w:caps w:val="0"/>
-          <w:smallCaps w:val="0"/>
-          <w:strike w:val="0"/>
-          <w:dstrike w:val="0"/>
-          <w:noProof w:val="0"/>
-          <w:color w:val="000000" w:themeColor="text1" w:themeTint="FF" w:themeShade="FF"/>
-          <w:u w:val="none"/>
-          <w:lang w:val="en-US"/>
-        </w:rPr>
-        <w:t xml:space="preserve">similar </w:t>
-      </w:r>
-      <w:r>
-        <w:rPr>
-          <w:b w:val="0"/>
-          <w:bCs w:val="0"/>
-          <w:i w:val="0"/>
-          <w:iCs w:val="0"/>
-          <w:caps w:val="0"/>
-          <w:smallCaps w:val="0"/>
-          <w:strike w:val="0"/>
-          <w:dstrike w:val="0"/>
-          <w:noProof w:val="0"/>
-          <w:color w:val="000000" w:themeColor="text1" w:themeTint="FF" w:themeShade="FF"/>
-          <w:u w:val="none"/>
-          <w:lang w:val="en-US"/>
-        </w:rPr>
-        <w:t>30</w:t>
-      </w:r>
-      <w:r>
-        <w:rPr>
-          <w:b w:val="0"/>
-          <w:bCs w:val="0"/>
-          <w:i w:val="0"/>
-          <w:iCs w:val="0"/>
-          <w:caps w:val="0"/>
-          <w:smallCaps w:val="0"/>
-          <w:strike w:val="0"/>
-          <w:dstrike w:val="0"/>
-          <w:noProof w:val="0"/>
-          <w:color w:val="000000" w:themeColor="text1" w:themeTint="FF" w:themeShade="FF"/>
-          <w:u w:val="none"/>
-          <w:lang w:val="en-US"/>
-        </w:rPr>
-        <w:t xml:space="preserve"> </w:t>
-      </w:r>
-      <w:r>
-        <w:rPr>
-          <w:b w:val="0"/>
-          <w:bCs w:val="0"/>
-          <w:i w:val="0"/>
-          <w:iCs w:val="0"/>
-          <w:caps w:val="0"/>
-          <w:smallCaps w:val="0"/>
-          <w:strike w:val="0"/>
-          <w:dstrike w:val="0"/>
-          <w:noProof w:val="0"/>
-          <w:color w:val="000000" w:themeColor="text1" w:themeTint="FF" w:themeShade="FF"/>
-          <w:u w:val="none"/>
-          <w:lang w:val="en-US"/>
-        </w:rPr>
-        <w:t>minutes after waking and 10</w:t>
-      </w:r>
-      <w:r>
-        <w:rPr>
-          <w:b w:val="0"/>
-          <w:bCs w:val="0"/>
-          <w:i w:val="0"/>
-          <w:iCs w:val="0"/>
-          <w:caps w:val="0"/>
-          <w:smallCaps w:val="0"/>
-          <w:strike w:val="0"/>
-          <w:dstrike w:val="0"/>
-          <w:noProof w:val="0"/>
-          <w:color w:val="000000" w:themeColor="text1" w:themeTint="FF" w:themeShade="FF"/>
-          <w:u w:val="none"/>
-          <w:lang w:val="en-US"/>
-        </w:rPr>
-        <w:t xml:space="preserve"> </w:t>
-      </w:r>
-      <w:r>
-        <w:rPr>
-          <w:b w:val="0"/>
-          <w:bCs w:val="0"/>
-          <w:i w:val="0"/>
-          <w:iCs w:val="0"/>
-          <w:caps w:val="0"/>
-          <w:smallCaps w:val="0"/>
-          <w:strike w:val="0"/>
-          <w:dstrike w:val="0"/>
-          <w:noProof w:val="0"/>
-          <w:color w:val="000000" w:themeColor="text1" w:themeTint="FF" w:themeShade="FF"/>
-          <w:u w:val="none"/>
-          <w:lang w:val="en-US"/>
-        </w:rPr>
-        <w:t xml:space="preserve">hours after waking. For question 3, cortisol and DHEA </w:t>
-      </w:r>
-      <w:r>
-        <w:rPr>
-          <w:b w:val="0"/>
-          <w:bCs w:val="0"/>
-          <w:i w:val="0"/>
-          <w:iCs w:val="0"/>
-          <w:caps w:val="0"/>
-          <w:smallCaps w:val="0"/>
-          <w:strike w:val="0"/>
-          <w:dstrike w:val="0"/>
-          <w:noProof w:val="0"/>
-          <w:color w:val="000000" w:themeColor="text1" w:themeTint="FF" w:themeShade="FF"/>
-          <w:u w:val="none"/>
-          <w:lang w:val="en-US"/>
-        </w:rPr>
-        <w:t xml:space="preserve">levels </w:t>
-      </w:r>
-      <w:r>
-        <w:rPr>
-          <w:b w:val="0"/>
-          <w:bCs w:val="0"/>
-          <w:i w:val="0"/>
-          <w:iCs w:val="0"/>
-          <w:caps w:val="0"/>
-          <w:smallCaps w:val="0"/>
-          <w:strike w:val="0"/>
-          <w:dstrike w:val="0"/>
-          <w:noProof w:val="0"/>
-          <w:color w:val="000000" w:themeColor="text1" w:themeTint="FF" w:themeShade="FF"/>
-          <w:u w:val="none"/>
-          <w:lang w:val="en-US"/>
-        </w:rPr>
-        <w:t xml:space="preserve">were hypothesized to increase from waking to 30 minutes after waking and </w:t>
-      </w:r>
-      <w:r>
-        <w:rPr>
-          <w:b w:val="0"/>
-          <w:bCs w:val="0"/>
-          <w:i w:val="0"/>
-          <w:iCs w:val="0"/>
-          <w:caps w:val="0"/>
-          <w:smallCaps w:val="0"/>
-          <w:strike w:val="0"/>
-          <w:dstrike w:val="0"/>
-          <w:noProof w:val="0"/>
-          <w:color w:val="000000" w:themeColor="text1" w:themeTint="FF" w:themeShade="FF"/>
-          <w:u w:val="none"/>
-          <w:lang w:val="en-US"/>
-        </w:rPr>
-        <w:t xml:space="preserve">then </w:t>
-      </w:r>
-      <w:r>
-        <w:rPr>
-          <w:b w:val="0"/>
-          <w:bCs w:val="0"/>
-          <w:i w:val="0"/>
-          <w:iCs w:val="0"/>
-          <w:caps w:val="0"/>
-          <w:smallCaps w:val="0"/>
-          <w:strike w:val="0"/>
-          <w:dstrike w:val="0"/>
-          <w:noProof w:val="0"/>
-          <w:color w:val="000000" w:themeColor="text1" w:themeTint="FF" w:themeShade="FF"/>
-          <w:u w:val="none"/>
-          <w:lang w:val="en-US"/>
-        </w:rPr>
-        <w:t>decline.</w:t>
+          <w:rFonts w:ascii="Times New Roman" w:hAnsi="Times New Roman" w:eastAsia="Times New Roman" w:cs="Times New Roman"/>
+          <w:noProof w:val="0"/>
+          <w:sz w:val="24"/>
+          <w:szCs w:val="24"/>
+          <w:lang w:val="en-US"/>
+        </w:rPr>
+        <w:t>The purpose of this report was to address the investigator’s three questions of interest. For the first question, the hypothesis was that booklet and caplet times would demonstrate a one-to-one relationship, with a slope of one and an intercept of zero, and that any deviation from this relationship would indicate bias. For the second question, it was hypothesized that adherence would be similar 30 minutes after waking and 10 hours after waking. For the third question, cortisol and DHEA levels were hypothesized to increase from waking to 30 minutes after waking and then decline thereafter.</w:t>
       </w:r>
     </w:p>
     <w:p>
@@ -4541,7 +4262,7 @@
       </w:pPr>
       <w:r>
         <w:drawing>
-          <wp:inline wp14:editId="5B87C380" wp14:anchorId="2AD36B66">
+          <wp:inline wp14:editId="6897D503" wp14:anchorId="2AD36B66">
             <wp:extent cx="4494767" cy="3291840"/>
             <wp:effectExtent l="0" t="0" r="0" b="0"/>
             <wp:docPr id="453437279" name="drawing"/>
@@ -6111,7 +5832,7 @@
       </w:pPr>
       <w:r>
         <w:drawing>
-          <wp:inline wp14:editId="19102AA5" wp14:anchorId="0C6848C6">
+          <wp:inline wp14:editId="1B431B74" wp14:anchorId="0C6848C6">
             <wp:extent cx="4494767" cy="3291840"/>
             <wp:effectExtent l="0" t="0" r="0" b="0"/>
             <wp:docPr id="17914294" name="drawing"/>
@@ -6299,7 +6020,7 @@
       </w:pPr>
       <w:r>
         <w:drawing>
-          <wp:inline wp14:editId="1E072305" wp14:anchorId="1CA52748">
+          <wp:inline wp14:editId="258F0079" wp14:anchorId="1CA52748">
             <wp:extent cx="4494767" cy="3291840"/>
             <wp:effectExtent l="0" t="0" r="0" b="0"/>
             <wp:docPr id="1854238594" name="drawing"/>
@@ -9610,7 +9331,7 @@
         </w:rPr>
         <w:t xml:space="preserve"> </w:t>
       </w:r>
-      <w:hyperlink r:id="R040ba8e9797c4671">
+      <w:hyperlink r:id="R892c6cbc30874c97">
         <w:r>
           <w:rPr>
             <w:rStyle w:val="Hyperlink"/>
